--- a/doc/詞/唐朝/白居易/白居易-憶江南·江南好.docx
+++ b/doc/詞/唐朝/白居易/白居易-憶江南·江南好.docx
@@ -1,6 +1,6 @@
 
 <file path=word/document.xml><?xml version="1.0" encoding="utf-8"?>
-<w:document xmlns:wpc="http://schemas.microsoft.com/office/word/2010/wordprocessingCanvas" xmlns:cx="http://schemas.microsoft.com/office/drawing/2014/chartex" xmlns:cx1="http://schemas.microsoft.com/office/drawing/2015/9/8/chartex" xmlns:cx2="http://schemas.microsoft.com/office/drawing/2015/10/21/chartex" xmlns:cx3="http://schemas.microsoft.com/office/drawing/2016/5/9/chartex" xmlns:cx4="http://schemas.microsoft.com/office/drawing/2016/5/10/chartex" xmlns:cx5="http://schemas.microsoft.com/office/drawing/2016/5/11/chartex" xmlns:cx6="http://schemas.microsoft.com/office/drawing/2016/5/12/chartex" xmlns:cx7="http://schemas.microsoft.com/office/drawing/2016/5/13/chartex" xmlns:cx8="http://schemas.microsoft.com/office/drawing/2016/5/14/chartex" xmlns:mc="http://schemas.openxmlformats.org/markup-compatibility/2006" xmlns:aink="http://schemas.microsoft.com/office/drawing/2016/ink" xmlns:am3d="http://schemas.microsoft.com/office/drawing/2017/model3d" xmlns:o="urn:schemas-microsoft-com:office:office" xmlns:r="http://schemas.openxmlformats.org/officeDocument/2006/relationships" xmlns:m="http://schemas.openxmlformats.org/officeDocument/2006/math" xmlns:v="urn:schemas-microsoft-com:vml" xmlns:wp14="http://schemas.microsoft.com/office/word/2010/wordprocessingDrawing" xmlns:wp="http://schemas.openxmlformats.org/drawingml/2006/wordprocessingDrawing" xmlns:w10="urn:schemas-microsoft-com:office:word" xmlns:w="http://schemas.openxmlformats.org/wordprocessingml/2006/main" xmlns:w14="http://schemas.microsoft.com/office/word/2010/wordml" xmlns:w15="http://schemas.microsoft.com/office/word/2012/wordml" xmlns:w16cex="http://schemas.microsoft.com/office/word/2018/wordml/cex" xmlns:w16cid="http://schemas.microsoft.com/office/word/2016/wordml/cid" xmlns:w16="http://schemas.microsoft.com/office/word/2018/wordml" xmlns:w16sdtdh="http://schemas.microsoft.com/office/word/2020/wordml/sdtdatahash" xmlns:w16se="http://schemas.microsoft.com/office/word/2015/wordml/symex" xmlns:wpg="http://schemas.microsoft.com/office/word/2010/wordprocessingGroup" xmlns:wpi="http://schemas.microsoft.com/office/word/2010/wordprocessingInk" xmlns:wne="http://schemas.microsoft.com/office/word/2006/wordml" xmlns:wps="http://schemas.microsoft.com/office/word/2010/wordprocessingShape" mc:Ignorable="w14 w15 w16se w16cid w16 w16cex w16sdtdh wp14">
+<w:document xmlns:wpc="http://schemas.microsoft.com/office/word/2010/wordprocessingCanvas" xmlns:cx="http://schemas.microsoft.com/office/drawing/2014/chartex" xmlns:cx1="http://schemas.microsoft.com/office/drawing/2015/9/8/chartex" xmlns:cx2="http://schemas.microsoft.com/office/drawing/2015/10/21/chartex" xmlns:cx3="http://schemas.microsoft.com/office/drawing/2016/5/9/chartex" xmlns:cx4="http://schemas.microsoft.com/office/drawing/2016/5/10/chartex" xmlns:cx5="http://schemas.microsoft.com/office/drawing/2016/5/11/chartex" xmlns:cx6="http://schemas.microsoft.com/office/drawing/2016/5/12/chartex" xmlns:cx7="http://schemas.microsoft.com/office/drawing/2016/5/13/chartex" xmlns:cx8="http://schemas.microsoft.com/office/drawing/2016/5/14/chartex" xmlns:mc="http://schemas.openxmlformats.org/markup-compatibility/2006" xmlns:aink="http://schemas.microsoft.com/office/drawing/2016/ink" xmlns:am3d="http://schemas.microsoft.com/office/drawing/2017/model3d" xmlns:o="urn:schemas-microsoft-com:office:office" xmlns:oel="http://schemas.microsoft.com/office/2019/extlst" xmlns:r="http://schemas.openxmlformats.org/officeDocument/2006/relationships" xmlns:m="http://schemas.openxmlformats.org/officeDocument/2006/math" xmlns:v="urn:schemas-microsoft-com:vml" xmlns:wp14="http://schemas.microsoft.com/office/word/2010/wordprocessingDrawing" xmlns:wp="http://schemas.openxmlformats.org/drawingml/2006/wordprocessingDrawing" xmlns:w10="urn:schemas-microsoft-com:office:word" xmlns:w="http://schemas.openxmlformats.org/wordprocessingml/2006/main" xmlns:w14="http://schemas.microsoft.com/office/word/2010/wordml" xmlns:w15="http://schemas.microsoft.com/office/word/2012/wordml" xmlns:w16cex="http://schemas.microsoft.com/office/word/2018/wordml/cex" xmlns:w16cid="http://schemas.microsoft.com/office/word/2016/wordml/cid" xmlns:w16="http://schemas.microsoft.com/office/word/2018/wordml" xmlns:w16du="http://schemas.microsoft.com/office/word/2023/wordml/word16du" xmlns:w16sdtdh="http://schemas.microsoft.com/office/word/2020/wordml/sdtdatahash" xmlns:w16sdtfl="http://schemas.microsoft.com/office/word/2024/wordml/sdtformatlock" xmlns:w16se="http://schemas.microsoft.com/office/word/2015/wordml/symex" xmlns:wpg="http://schemas.microsoft.com/office/word/2010/wordprocessingGroup" xmlns:wpi="http://schemas.microsoft.com/office/word/2010/wordprocessingInk" xmlns:wne="http://schemas.microsoft.com/office/word/2006/wordml" xmlns:wps="http://schemas.microsoft.com/office/word/2010/wordprocessingShape" mc:Ignorable="w14 w15 w16se w16cid w16 w16cex w16sdtdh w16sdtfl w16du wp14">
   <w:body>
     <w:p>
       <w:pPr>
@@ -89,19 +89,19 @@
           <w:sz w:val="32"/>
           <w:szCs w:val="32"/>
         </w:rPr>
-        <w:t>江南好，風景舊曾</w:t>
-      </w:r>
-      <w:proofErr w:type="gramStart"/>
-      <w:r>
-        <w:rPr>
-          <w:rFonts w:hint="eastAsia"/>
+        <w:t>江南好，風景舊曾諳。</w:t>
+      </w:r>
+    </w:p>
+    <w:p>
+      <w:pPr>
+        <w:spacing w:after="0" w:line="480" w:lineRule="exact"/>
+        <w:ind w:left="0" w:right="0" w:firstLine="0"/>
+        <w:rPr>
           <w:color w:val="0F0F0F"/>
           <w:sz w:val="32"/>
           <w:szCs w:val="32"/>
         </w:rPr>
-        <w:t>諳</w:t>
-      </w:r>
-      <w:proofErr w:type="gramEnd"/>
+      </w:pPr>
       <w:r>
         <w:rPr>
           <w:rFonts w:hint="eastAsia"/>
@@ -109,7 +109,7 @@
           <w:sz w:val="32"/>
           <w:szCs w:val="32"/>
         </w:rPr>
-        <w:t>。</w:t>
+        <w:t>日出江花紅勝火，春來江水綠如藍。</w:t>
       </w:r>
     </w:p>
     <w:p>
@@ -129,67 +129,7 @@
           <w:sz w:val="32"/>
           <w:szCs w:val="32"/>
         </w:rPr>
-        <w:t>日出江</w:t>
-      </w:r>
-      <w:proofErr w:type="gramStart"/>
-      <w:r>
-        <w:rPr>
-          <w:rFonts w:hint="eastAsia"/>
-          <w:color w:val="0F0F0F"/>
-          <w:sz w:val="32"/>
-          <w:szCs w:val="32"/>
-        </w:rPr>
-        <w:t>花紅勝火</w:t>
-      </w:r>
-      <w:proofErr w:type="gramEnd"/>
-      <w:r>
-        <w:rPr>
-          <w:rFonts w:hint="eastAsia"/>
-          <w:color w:val="0F0F0F"/>
-          <w:sz w:val="32"/>
-          <w:szCs w:val="32"/>
-        </w:rPr>
-        <w:t>，春來江水綠如藍。</w:t>
-      </w:r>
-    </w:p>
-    <w:p>
-      <w:pPr>
-        <w:spacing w:after="0" w:line="480" w:lineRule="exact"/>
-        <w:ind w:left="0" w:right="0" w:firstLine="0"/>
-        <w:rPr>
-          <w:color w:val="0F0F0F"/>
-          <w:sz w:val="32"/>
-          <w:szCs w:val="32"/>
-        </w:rPr>
-      </w:pPr>
-      <w:r>
-        <w:rPr>
-          <w:rFonts w:hint="eastAsia"/>
-          <w:color w:val="0F0F0F"/>
-          <w:sz w:val="32"/>
-          <w:szCs w:val="32"/>
-        </w:rPr>
-        <w:t>能</w:t>
-      </w:r>
-      <w:proofErr w:type="gramStart"/>
-      <w:r>
-        <w:rPr>
-          <w:rFonts w:hint="eastAsia"/>
-          <w:color w:val="0F0F0F"/>
-          <w:sz w:val="32"/>
-          <w:szCs w:val="32"/>
-        </w:rPr>
-        <w:t>不</w:t>
-      </w:r>
-      <w:proofErr w:type="gramEnd"/>
-      <w:r>
-        <w:rPr>
-          <w:rFonts w:hint="eastAsia"/>
-          <w:color w:val="0F0F0F"/>
-          <w:sz w:val="32"/>
-          <w:szCs w:val="32"/>
-        </w:rPr>
-        <w:t>憶江南？</w:t>
+        <w:t>能不憶江南？</w:t>
       </w:r>
     </w:p>
     <w:p>
@@ -446,7 +386,25 @@
           <w:spacing w:val="-14"/>
           <w:szCs w:val="28"/>
         </w:rPr>
-        <w:t>寫了這三首極為著名的《憶江南》詞，大家太過喜愛，這個曲調便從此改稱為《憶江南》（也稱《望江南》、《江南好》等）。</w:t>
+        <w:t>寫了這三首極為著名的《憶江南》詞，大家太過喜愛，這個曲調便從此改稱為《憶江南》</w:t>
+      </w:r>
+      <w:r>
+        <w:rPr>
+          <w:rFonts w:cs="Arial" w:hint="eastAsia"/>
+          <w:color w:val="0F0F0F"/>
+          <w:spacing w:val="-14"/>
+          <w:szCs w:val="28"/>
+        </w:rPr>
+        <w:t>，</w:t>
+      </w:r>
+      <w:r>
+        <w:rPr>
+          <w:rFonts w:cs="Arial" w:hint="eastAsia"/>
+          <w:color w:val="0F0F0F"/>
+          <w:spacing w:val="-14"/>
+          <w:szCs w:val="28"/>
+        </w:rPr>
+        <w:t>也稱《望江南》、《江南好》等。</w:t>
       </w:r>
     </w:p>
     <w:p>
@@ -475,7 +433,6 @@
         </w:rPr>
         <w:t>諳（</w:t>
       </w:r>
-      <w:proofErr w:type="gramStart"/>
       <w:r>
         <w:rPr>
           <w:rFonts w:ascii="Cambria" w:hAnsi="Cambria" w:cs="Cambria" w:hint="eastAsia"/>
@@ -486,7 +443,6 @@
         </w:rPr>
         <w:t>ㄢ</w:t>
       </w:r>
-      <w:proofErr w:type="gramEnd"/>
       <w:r>
         <w:rPr>
           <w:rFonts w:cs="Arial"/>
@@ -540,47 +496,7 @@
           <w:spacing w:val="-14"/>
           <w:szCs w:val="28"/>
         </w:rPr>
-        <w:t>江花：江邊的花朵。一</w:t>
-      </w:r>
-      <w:proofErr w:type="gramStart"/>
-      <w:r>
-        <w:rPr>
-          <w:rFonts w:cs="Arial" w:hint="eastAsia"/>
-          <w:color w:val="0F0F0F"/>
-          <w:spacing w:val="-14"/>
-          <w:szCs w:val="28"/>
-        </w:rPr>
-        <w:t>說指江</w:t>
-      </w:r>
-      <w:proofErr w:type="gramEnd"/>
-      <w:r>
-        <w:rPr>
-          <w:rFonts w:cs="Arial" w:hint="eastAsia"/>
-          <w:color w:val="0F0F0F"/>
-          <w:spacing w:val="-14"/>
-          <w:szCs w:val="28"/>
-        </w:rPr>
-        <w:t>中的浪花。</w:t>
-      </w:r>
-      <w:proofErr w:type="gramStart"/>
-      <w:r>
-        <w:rPr>
-          <w:rFonts w:cs="Arial" w:hint="eastAsia"/>
-          <w:color w:val="0F0F0F"/>
-          <w:spacing w:val="-14"/>
-          <w:szCs w:val="28"/>
-        </w:rPr>
-        <w:t>紅勝火</w:t>
-      </w:r>
-      <w:proofErr w:type="gramEnd"/>
-      <w:r>
-        <w:rPr>
-          <w:rFonts w:cs="Arial" w:hint="eastAsia"/>
-          <w:color w:val="0F0F0F"/>
-          <w:spacing w:val="-14"/>
-          <w:szCs w:val="28"/>
-        </w:rPr>
-        <w:t>：顏色鮮紅勝過火焰。</w:t>
+        <w:t>江花：江邊的花朵。一說指江中的浪花。紅勝火：顏色鮮紅勝過火焰。</w:t>
       </w:r>
     </w:p>
     <w:p>
@@ -597,7 +513,6 @@
           <w:szCs w:val="28"/>
         </w:rPr>
       </w:pPr>
-      <w:proofErr w:type="gramStart"/>
       <w:r>
         <w:rPr>
           <w:rFonts w:cs="Arial" w:hint="eastAsia"/>
@@ -605,9 +520,8 @@
           <w:spacing w:val="-14"/>
           <w:szCs w:val="28"/>
         </w:rPr>
-        <w:t>綠如藍</w:t>
-      </w:r>
-      <w:proofErr w:type="gramEnd"/>
+        <w:t>綠如藍：</w:t>
+      </w:r>
       <w:r>
         <w:rPr>
           <w:rFonts w:cs="Arial" w:hint="eastAsia"/>
@@ -615,7 +529,7 @@
           <w:spacing w:val="-14"/>
           <w:szCs w:val="28"/>
         </w:rPr>
-        <w:t>：</w:t>
+        <w:t>在古典詩詞中，「綠如藍」的「藍」並不是指現在的「藍色」，而是指一種植物</w:t>
       </w:r>
       <w:r>
         <w:rPr>
@@ -624,9 +538,8 @@
           <w:spacing w:val="-14"/>
           <w:szCs w:val="28"/>
         </w:rPr>
-        <w:t>在古典詩詞中，「</w:t>
-      </w:r>
-      <w:proofErr w:type="gramStart"/>
+        <w:t>--</w:t>
+      </w:r>
       <w:r>
         <w:rPr>
           <w:rFonts w:cs="Arial" w:hint="eastAsia"/>
@@ -634,135 +547,7 @@
           <w:spacing w:val="-14"/>
           <w:szCs w:val="28"/>
         </w:rPr>
-        <w:t>綠如藍</w:t>
-      </w:r>
-      <w:proofErr w:type="gramEnd"/>
-      <w:r>
-        <w:rPr>
-          <w:rFonts w:cs="Arial" w:hint="eastAsia"/>
-          <w:color w:val="0F0F0F"/>
-          <w:spacing w:val="-14"/>
-          <w:szCs w:val="28"/>
-        </w:rPr>
-        <w:t>」的「藍」並不是指現在的「藍色」，而是指一種植物</w:t>
-      </w:r>
-      <w:r>
-        <w:rPr>
-          <w:rFonts w:cs="Arial" w:hint="eastAsia"/>
-          <w:color w:val="0F0F0F"/>
-          <w:spacing w:val="-14"/>
-          <w:szCs w:val="28"/>
-        </w:rPr>
-        <w:t>--</w:t>
-      </w:r>
-      <w:r>
-        <w:rPr>
-          <w:rFonts w:cs="Arial" w:hint="eastAsia"/>
-          <w:color w:val="0F0F0F"/>
-          <w:spacing w:val="-14"/>
-          <w:szCs w:val="28"/>
-        </w:rPr>
-        <w:t>藍草（可以用來提煉藍色染料的植物）。古人說「</w:t>
-      </w:r>
-      <w:proofErr w:type="gramStart"/>
-      <w:r>
-        <w:rPr>
-          <w:rFonts w:cs="Arial" w:hint="eastAsia"/>
-          <w:color w:val="0F0F0F"/>
-          <w:spacing w:val="-14"/>
-          <w:szCs w:val="28"/>
-        </w:rPr>
-        <w:t>青取之於</w:t>
-      </w:r>
-      <w:proofErr w:type="gramEnd"/>
-      <w:r>
-        <w:rPr>
-          <w:rFonts w:cs="Arial" w:hint="eastAsia"/>
-          <w:color w:val="0F0F0F"/>
-          <w:spacing w:val="-14"/>
-          <w:szCs w:val="28"/>
-        </w:rPr>
-        <w:t>藍，</w:t>
-      </w:r>
-      <w:proofErr w:type="gramStart"/>
-      <w:r>
-        <w:rPr>
-          <w:rFonts w:cs="Arial" w:hint="eastAsia"/>
-          <w:color w:val="0F0F0F"/>
-          <w:spacing w:val="-14"/>
-          <w:szCs w:val="28"/>
-        </w:rPr>
-        <w:t>而青於藍</w:t>
-      </w:r>
-      <w:proofErr w:type="gramEnd"/>
-      <w:r>
-        <w:rPr>
-          <w:rFonts w:cs="Arial" w:hint="eastAsia"/>
-          <w:color w:val="0F0F0F"/>
-          <w:spacing w:val="-14"/>
-          <w:szCs w:val="28"/>
-        </w:rPr>
-        <w:t>」。這裡的「藍」是指藍草（如蓼藍、</w:t>
-      </w:r>
-      <w:proofErr w:type="gramStart"/>
-      <w:r>
-        <w:rPr>
-          <w:rFonts w:cs="Arial" w:hint="eastAsia"/>
-          <w:color w:val="0F0F0F"/>
-          <w:spacing w:val="-14"/>
-          <w:szCs w:val="28"/>
-        </w:rPr>
-        <w:t>菘</w:t>
-      </w:r>
-      <w:proofErr w:type="gramEnd"/>
-      <w:r>
-        <w:rPr>
-          <w:rFonts w:cs="Arial" w:hint="eastAsia"/>
-          <w:color w:val="0F0F0F"/>
-          <w:spacing w:val="-14"/>
-          <w:szCs w:val="28"/>
-        </w:rPr>
-        <w:t>藍）。當春天來臨，藍草長得非常茂密、</w:t>
-      </w:r>
-      <w:proofErr w:type="gramStart"/>
-      <w:r>
-        <w:rPr>
-          <w:rFonts w:cs="Arial" w:hint="eastAsia"/>
-          <w:color w:val="0F0F0F"/>
-          <w:spacing w:val="-14"/>
-          <w:szCs w:val="28"/>
-        </w:rPr>
-        <w:t>葉色深綠</w:t>
-      </w:r>
-      <w:proofErr w:type="gramEnd"/>
-      <w:r>
-        <w:rPr>
-          <w:rFonts w:cs="Arial" w:hint="eastAsia"/>
-          <w:color w:val="0F0F0F"/>
-          <w:spacing w:val="-14"/>
-          <w:szCs w:val="28"/>
-        </w:rPr>
-        <w:t>；而用它提煉出來的靛青染料，顏色更是濃郁碧綠。因此，用「藍」來形容綠色，</w:t>
-      </w:r>
-      <w:proofErr w:type="gramStart"/>
-      <w:r>
-        <w:rPr>
-          <w:rFonts w:cs="Arial" w:hint="eastAsia"/>
-          <w:color w:val="0F0F0F"/>
-          <w:spacing w:val="-14"/>
-          <w:szCs w:val="28"/>
-        </w:rPr>
-        <w:t>是指綠到了</w:t>
-      </w:r>
-      <w:proofErr w:type="gramEnd"/>
-      <w:r>
-        <w:rPr>
-          <w:rFonts w:cs="Arial" w:hint="eastAsia"/>
-          <w:color w:val="0F0F0F"/>
-          <w:spacing w:val="-14"/>
-          <w:szCs w:val="28"/>
-        </w:rPr>
-        <w:t>極致、深濃得發亮。</w:t>
+        <w:t>藍草（可以用來提煉藍色染料的植物）。古人說「青取之於藍，而青於藍」。這裡的「藍」是指藍草（如蓼藍、菘藍）。當春天來臨，藍草長得非常茂密、葉色深綠；而用它提煉出來的靛青染料，顏色更是濃郁碧綠。因此，用「藍」來形容綠色，是指綠到了極致、深濃得發亮。</w:t>
       </w:r>
     </w:p>
     <w:p>
@@ -805,23 +590,7 @@
           <w:rFonts w:hint="eastAsia"/>
           <w:szCs w:val="28"/>
         </w:rPr>
-        <w:t>是個好地方，我熟悉那</w:t>
-      </w:r>
-      <w:proofErr w:type="gramStart"/>
-      <w:r>
-        <w:rPr>
-          <w:rFonts w:hint="eastAsia"/>
-          <w:szCs w:val="28"/>
-        </w:rPr>
-        <w:t>裏</w:t>
-      </w:r>
-      <w:proofErr w:type="gramEnd"/>
-      <w:r>
-        <w:rPr>
-          <w:rFonts w:hint="eastAsia"/>
-          <w:szCs w:val="28"/>
-        </w:rPr>
-        <w:t>的風景</w:t>
+        <w:t>是個好地方，我熟悉那裏的風景</w:t>
       </w:r>
       <w:r>
         <w:rPr>
@@ -842,46 +611,14 @@
           <w:rFonts w:hint="eastAsia"/>
           <w:szCs w:val="28"/>
         </w:rPr>
-        <w:t>江邊</w:t>
-      </w:r>
-      <w:proofErr w:type="gramStart"/>
-      <w:r>
-        <w:rPr>
-          <w:rFonts w:hint="eastAsia"/>
-          <w:szCs w:val="28"/>
-        </w:rPr>
-        <w:t>紅花比火還</w:t>
-      </w:r>
-      <w:proofErr w:type="gramEnd"/>
-      <w:r>
-        <w:rPr>
-          <w:rFonts w:hint="eastAsia"/>
-          <w:szCs w:val="28"/>
-        </w:rPr>
-        <w:t>紅豔</w:t>
-      </w:r>
-      <w:r>
-        <w:rPr>
-          <w:rFonts w:hint="eastAsia"/>
-          <w:szCs w:val="28"/>
-        </w:rPr>
-        <w:t>，春光</w:t>
-      </w:r>
-      <w:proofErr w:type="gramStart"/>
-      <w:r>
-        <w:rPr>
-          <w:rFonts w:hint="eastAsia"/>
-          <w:szCs w:val="28"/>
-        </w:rPr>
-        <w:t>水碧，</w:t>
-      </w:r>
-      <w:proofErr w:type="gramEnd"/>
-      <w:r>
-        <w:rPr>
-          <w:rFonts w:hint="eastAsia"/>
-          <w:szCs w:val="28"/>
-        </w:rPr>
-        <w:t>綠波</w:t>
+        <w:t>江邊紅花比火還紅豔</w:t>
+      </w:r>
+      <w:r>
+        <w:rPr>
+          <w:rFonts w:hint="eastAsia"/>
+          <w:szCs w:val="28"/>
+        </w:rPr>
+        <w:t>，春光水碧，綠波</w:t>
       </w:r>
       <w:r>
         <w:rPr>
@@ -992,17 +729,8 @@
           <w:rFonts w:hint="eastAsia"/>
           <w:szCs w:val="28"/>
         </w:rPr>
-        <w:t>這首著名的《憶江南》，以</w:t>
-      </w:r>
-      <w:proofErr w:type="gramStart"/>
-      <w:r>
-        <w:rPr>
-          <w:rFonts w:hint="eastAsia"/>
-          <w:szCs w:val="28"/>
-        </w:rPr>
-        <w:t>極其</w:t>
-      </w:r>
-      <w:proofErr w:type="gramEnd"/>
+        <w:t>這首著名的《憶江南》，以極其</w:t>
+      </w:r>
       <w:r>
         <w:rPr>
           <w:rFonts w:hint="eastAsia"/>
@@ -1032,23 +760,7 @@
           <w:rFonts w:hint="eastAsia"/>
           <w:szCs w:val="28"/>
         </w:rPr>
-        <w:t>春天的無窮生機與極致色彩，成為千古傳誦的佳作。</w:t>
-      </w:r>
-      <w:proofErr w:type="gramStart"/>
-      <w:r>
-        <w:rPr>
-          <w:rFonts w:hint="eastAsia"/>
-          <w:szCs w:val="28"/>
-        </w:rPr>
-        <w:t>全詞純</w:t>
-      </w:r>
-      <w:proofErr w:type="gramEnd"/>
-      <w:r>
-        <w:rPr>
-          <w:rFonts w:hint="eastAsia"/>
-          <w:szCs w:val="28"/>
-        </w:rPr>
-        <w:t>用</w:t>
+        <w:t>春天的無窮生機與極致色彩，成為千古傳誦的佳作。全詞純用</w:t>
       </w:r>
       <w:r>
         <w:rPr>
@@ -1103,15 +815,7 @@
           <w:rFonts w:hint="eastAsia"/>
           <w:szCs w:val="28"/>
         </w:rPr>
-        <w:t>起筆開門見山，一個「好」字，既是詩人主觀情感</w:t>
-      </w:r>
-      <w:proofErr w:type="gramStart"/>
-      <w:r>
-        <w:rPr>
-          <w:rFonts w:hint="eastAsia"/>
-          <w:szCs w:val="28"/>
-        </w:rPr>
-        <w:t>的直抒</w:t>
+        <w:t>起筆開門見山，一個「好」字，既是詩人主觀情感的直抒</w:t>
       </w:r>
       <w:r>
         <w:rPr>
@@ -1122,7 +826,6 @@
         </w:rPr>
         <w:t>胸臆</w:t>
       </w:r>
-      <w:proofErr w:type="gramEnd"/>
       <w:r>
         <w:rPr>
           <w:rFonts w:hint="eastAsia"/>
@@ -1159,23 +862,7 @@
           <w:rFonts w:hint="eastAsia"/>
           <w:szCs w:val="28"/>
         </w:rPr>
-        <w:t>。「</w:t>
-      </w:r>
-      <w:proofErr w:type="gramStart"/>
-      <w:r>
-        <w:rPr>
-          <w:rFonts w:hint="eastAsia"/>
-          <w:szCs w:val="28"/>
-        </w:rPr>
-        <w:t>舊曾諳</w:t>
-      </w:r>
-      <w:proofErr w:type="gramEnd"/>
-      <w:r>
-        <w:rPr>
-          <w:rFonts w:hint="eastAsia"/>
-          <w:szCs w:val="28"/>
-        </w:rPr>
-        <w:t>」三字則點出背景</w:t>
+        <w:t>。「舊曾諳」三字則點出背景</w:t>
       </w:r>
       <w:r>
         <w:rPr>
@@ -1243,9 +930,30 @@
           <w:bCs/>
           <w:szCs w:val="28"/>
         </w:rPr>
-        <w:t>積</w:t>
-      </w:r>
-      <w:proofErr w:type="gramStart"/>
+        <w:t>積澱</w:t>
+      </w:r>
+      <w:r>
+        <w:rPr>
+          <w:rFonts w:hint="eastAsia"/>
+          <w:szCs w:val="28"/>
+        </w:rPr>
+        <w:t>，表明他筆下的</w:t>
+      </w:r>
+      <w:r>
+        <w:rPr>
+          <w:rFonts w:hint="eastAsia"/>
+          <w:szCs w:val="28"/>
+          <w:u w:val="single"/>
+        </w:rPr>
+        <w:t>江南</w:t>
+      </w:r>
+      <w:r>
+        <w:rPr>
+          <w:rFonts w:hint="eastAsia"/>
+          <w:szCs w:val="28"/>
+        </w:rPr>
+        <w:t>並非憑空想像的客觀描繪，而是建立在「熟諳」基礎上的深情</w:t>
+      </w:r>
       <w:r>
         <w:rPr>
           <w:rFonts w:hint="eastAsia"/>
@@ -1253,38 +961,6 @@
           <w:bCs/>
           <w:szCs w:val="28"/>
         </w:rPr>
-        <w:t>澱</w:t>
-      </w:r>
-      <w:proofErr w:type="gramEnd"/>
-      <w:r>
-        <w:rPr>
-          <w:rFonts w:hint="eastAsia"/>
-          <w:szCs w:val="28"/>
-        </w:rPr>
-        <w:t>，表明他筆下的</w:t>
-      </w:r>
-      <w:r>
-        <w:rPr>
-          <w:rFonts w:hint="eastAsia"/>
-          <w:szCs w:val="28"/>
-          <w:u w:val="single"/>
-        </w:rPr>
-        <w:t>江南</w:t>
-      </w:r>
-      <w:r>
-        <w:rPr>
-          <w:rFonts w:hint="eastAsia"/>
-          <w:szCs w:val="28"/>
-        </w:rPr>
-        <w:t>並非憑空想像的客觀描繪，而是建立在「熟諳」基礎上的深情</w:t>
-      </w:r>
-      <w:r>
-        <w:rPr>
-          <w:rFonts w:hint="eastAsia"/>
-          <w:b/>
-          <w:bCs/>
-          <w:szCs w:val="28"/>
-        </w:rPr>
         <w:t>回眸</w:t>
       </w:r>
       <w:r>
@@ -1292,23 +968,7 @@
           <w:rFonts w:hint="eastAsia"/>
           <w:szCs w:val="28"/>
         </w:rPr>
-        <w:t>，</w:t>
-      </w:r>
-      <w:proofErr w:type="gramStart"/>
-      <w:r>
-        <w:rPr>
-          <w:rFonts w:hint="eastAsia"/>
-          <w:szCs w:val="28"/>
-        </w:rPr>
-        <w:t>為全詞奠定</w:t>
-      </w:r>
-      <w:proofErr w:type="gramEnd"/>
-      <w:r>
-        <w:rPr>
-          <w:rFonts w:hint="eastAsia"/>
-          <w:szCs w:val="28"/>
-        </w:rPr>
-        <w:t>了溫暖而懷舊的基調。</w:t>
+        <w:t>，為全詞奠定了溫暖而懷舊的基調。</w:t>
       </w:r>
     </w:p>
     <w:p>
@@ -1332,23 +992,7 @@
           <w:rFonts w:hint="eastAsia"/>
           <w:szCs w:val="28"/>
         </w:rPr>
-        <w:t>這兩句</w:t>
-      </w:r>
-      <w:proofErr w:type="gramStart"/>
-      <w:r>
-        <w:rPr>
-          <w:rFonts w:hint="eastAsia"/>
-          <w:szCs w:val="28"/>
-        </w:rPr>
-        <w:t>是全詞的</w:t>
-      </w:r>
-      <w:proofErr w:type="gramEnd"/>
-      <w:r>
-        <w:rPr>
-          <w:rFonts w:hint="eastAsia"/>
-          <w:szCs w:val="28"/>
-        </w:rPr>
-        <w:t>靈魂所在。詩人</w:t>
+        <w:t>這兩句是全詞的靈魂所在。詩人</w:t>
       </w:r>
       <w:r>
         <w:rPr>
@@ -1379,23 +1023,7 @@
           <w:rFonts w:hint="eastAsia"/>
           <w:szCs w:val="28"/>
         </w:rPr>
-        <w:t>的春色推向極致。其中「江</w:t>
-      </w:r>
-      <w:proofErr w:type="gramStart"/>
-      <w:r>
-        <w:rPr>
-          <w:rFonts w:hint="eastAsia"/>
-          <w:szCs w:val="28"/>
-        </w:rPr>
-        <w:t>花紅勝火</w:t>
-      </w:r>
-      <w:proofErr w:type="gramEnd"/>
-      <w:r>
-        <w:rPr>
-          <w:rFonts w:hint="eastAsia"/>
-          <w:szCs w:val="28"/>
-        </w:rPr>
-        <w:t>」一句，生動寫出旭日東升時，陽光灑在江邊盛開的花朵上，那鮮紅的色彩比熊熊烈火還要熾熱奪目</w:t>
+        <w:t>的春色推向極致。其中「江花紅勝火」一句，生動寫出旭日東升時，陽光灑在江邊盛開的花朵上，那鮮紅的色彩比熊熊烈火還要熾熱奪目</w:t>
       </w:r>
       <w:r>
         <w:rPr>
@@ -1424,23 +1052,7 @@
           <w:rFonts w:hint="eastAsia"/>
           <w:szCs w:val="28"/>
         </w:rPr>
-        <w:t>，碧綠至極。這一紅</w:t>
-      </w:r>
-      <w:proofErr w:type="gramStart"/>
-      <w:r>
-        <w:rPr>
-          <w:rFonts w:hint="eastAsia"/>
-          <w:szCs w:val="28"/>
-        </w:rPr>
-        <w:t>一</w:t>
-      </w:r>
-      <w:proofErr w:type="gramEnd"/>
-      <w:r>
-        <w:rPr>
-          <w:rFonts w:hint="eastAsia"/>
-          <w:szCs w:val="28"/>
-        </w:rPr>
-        <w:t>綠的冷暖色調，在強烈</w:t>
+        <w:t>，碧綠至極。這一紅一綠的冷暖色調，在強烈</w:t>
       </w:r>
       <w:r>
         <w:rPr>
@@ -1514,31 +1126,13 @@
         </w:rPr>
         <w:t xml:space="preserve">　　</w:t>
       </w:r>
-      <w:proofErr w:type="gramStart"/>
-      <w:r>
-        <w:rPr>
-          <w:rFonts w:hint="eastAsia"/>
-          <w:szCs w:val="28"/>
-        </w:rPr>
-        <w:t>結句以反問作結</w:t>
-      </w:r>
-      <w:proofErr w:type="gramEnd"/>
-      <w:r>
-        <w:rPr>
-          <w:rFonts w:hint="eastAsia"/>
-          <w:szCs w:val="28"/>
-        </w:rPr>
-        <w:t>，將滿腔的懷念之情推向最高潮。這既是對前文「風景</w:t>
-      </w:r>
-      <w:proofErr w:type="gramStart"/>
-      <w:r>
-        <w:rPr>
-          <w:rFonts w:hint="eastAsia"/>
-          <w:szCs w:val="28"/>
-        </w:rPr>
-        <w:t>舊曾諳</w:t>
-      </w:r>
-      <w:proofErr w:type="gramEnd"/>
+      <w:r>
+        <w:rPr>
+          <w:rFonts w:hint="eastAsia"/>
+          <w:szCs w:val="28"/>
+        </w:rPr>
+        <w:t>結句以反問作結，將滿腔的懷念之情推向最高潮。這既是對前文「風景舊曾諳</w:t>
+      </w:r>
       <w:r>
         <w:rPr>
           <w:szCs w:val="28"/>
@@ -1550,39 +1144,7 @@
           <w:rFonts w:hint="eastAsia"/>
           <w:szCs w:val="28"/>
         </w:rPr>
-        <w:t>」的深情呼應，也是對「</w:t>
-      </w:r>
-      <w:proofErr w:type="gramStart"/>
-      <w:r>
-        <w:rPr>
-          <w:rFonts w:hint="eastAsia"/>
-          <w:szCs w:val="28"/>
-        </w:rPr>
-        <w:t>紅勝火</w:t>
-      </w:r>
-      <w:proofErr w:type="gramEnd"/>
-      <w:r>
-        <w:rPr>
-          <w:rFonts w:hint="eastAsia"/>
-          <w:szCs w:val="28"/>
-        </w:rPr>
-        <w:t>」與「</w:t>
-      </w:r>
-      <w:proofErr w:type="gramStart"/>
-      <w:r>
-        <w:rPr>
-          <w:rFonts w:hint="eastAsia"/>
-          <w:szCs w:val="28"/>
-        </w:rPr>
-        <w:t>綠如藍</w:t>
-      </w:r>
-      <w:proofErr w:type="gramEnd"/>
-      <w:r>
-        <w:rPr>
-          <w:rFonts w:hint="eastAsia"/>
-          <w:szCs w:val="28"/>
-        </w:rPr>
-        <w:t>」美景的深切眷戀。這個</w:t>
+        <w:t>」的深情呼應，也是對「紅勝火」與「綠如藍」美景的深切眷戀。這個</w:t>
       </w:r>
       <w:r>
         <w:rPr>
@@ -1654,7 +1216,6 @@
         <w:ind w:left="-6" w:right="0" w:hanging="11"/>
         <w:jc w:val="both"/>
         <w:rPr>
-          <w:rFonts w:hint="eastAsia"/>
           <w:szCs w:val="28"/>
         </w:rPr>
       </w:pPr>
@@ -1753,7 +1314,6 @@
           <w:szCs w:val="28"/>
         </w:rPr>
       </w:pPr>
-      <w:proofErr w:type="gramStart"/>
       <w:r>
         <w:rPr>
           <w:rFonts w:hint="eastAsia"/>
@@ -1761,7 +1321,6 @@
         </w:rPr>
         <w:t>粼</w:t>
       </w:r>
-      <w:proofErr w:type="gramEnd"/>
       <w:r>
         <w:rPr>
           <w:rFonts w:hint="eastAsia"/>
@@ -1769,7 +1328,6 @@
         </w:rPr>
         <w:t>(</w:t>
       </w:r>
-      <w:proofErr w:type="gramStart"/>
       <w:r>
         <w:rPr>
           <w:rFonts w:hint="eastAsia"/>
@@ -1779,7 +1337,6 @@
         </w:rPr>
         <w:t>ㄌㄧㄣˊ</w:t>
       </w:r>
-      <w:proofErr w:type="gramEnd"/>
       <w:r>
         <w:rPr>
           <w:rFonts w:hint="eastAsia"/>
@@ -1787,7 +1344,6 @@
         </w:rPr>
         <w:t>)</w:t>
       </w:r>
-      <w:proofErr w:type="gramStart"/>
       <w:r>
         <w:rPr>
           <w:rFonts w:hint="eastAsia"/>
@@ -1795,7 +1351,6 @@
         </w:rPr>
         <w:t>粼</w:t>
       </w:r>
-      <w:proofErr w:type="gramEnd"/>
       <w:r>
         <w:rPr>
           <w:rFonts w:hint="eastAsia"/>
@@ -1808,23 +1363,7 @@
           <w:rFonts w:hint="eastAsia"/>
           <w:szCs w:val="28"/>
         </w:rPr>
-        <w:t>水流清澈、水</w:t>
-      </w:r>
-      <w:proofErr w:type="gramStart"/>
-      <w:r>
-        <w:rPr>
-          <w:rFonts w:hint="eastAsia"/>
-          <w:szCs w:val="28"/>
-        </w:rPr>
-        <w:t>光閃映的</w:t>
-      </w:r>
-      <w:proofErr w:type="gramEnd"/>
-      <w:r>
-        <w:rPr>
-          <w:rFonts w:hint="eastAsia"/>
-          <w:szCs w:val="28"/>
-        </w:rPr>
-        <w:t>樣子。如：「波光粼粼」。</w:t>
+        <w:t>水流清澈、水光閃映的樣子。如：「波光粼粼」。</w:t>
       </w:r>
     </w:p>
     <w:p>
@@ -1860,23 +1399,7 @@
           <w:rFonts w:hint="eastAsia"/>
           <w:szCs w:val="28"/>
         </w:rPr>
-        <w:t>指白居易使用的文字極其簡潔、精</w:t>
-      </w:r>
-      <w:proofErr w:type="gramStart"/>
-      <w:r>
-        <w:rPr>
-          <w:rFonts w:hint="eastAsia"/>
-          <w:szCs w:val="28"/>
-        </w:rPr>
-        <w:t>準</w:t>
-      </w:r>
-      <w:proofErr w:type="gramEnd"/>
-      <w:r>
-        <w:rPr>
-          <w:rFonts w:hint="eastAsia"/>
-          <w:szCs w:val="28"/>
-        </w:rPr>
-        <w:t>且富含張力。僅用短短幾十字，就將</w:t>
+        <w:t>指白居易使用的文字極其簡潔、精準且富含張力。僅用短短幾十字，就將</w:t>
       </w:r>
       <w:r>
         <w:rPr>
@@ -1891,23 +1414,7 @@
           <w:rFonts w:hint="eastAsia"/>
           <w:szCs w:val="28"/>
         </w:rPr>
-        <w:t>春天的無限生機與複雜情感濃縮</w:t>
-      </w:r>
-      <w:proofErr w:type="gramStart"/>
-      <w:r>
-        <w:rPr>
-          <w:rFonts w:hint="eastAsia"/>
-          <w:szCs w:val="28"/>
-        </w:rPr>
-        <w:t>在詞作</w:t>
-      </w:r>
-      <w:proofErr w:type="gramEnd"/>
-      <w:r>
-        <w:rPr>
-          <w:rFonts w:hint="eastAsia"/>
-          <w:szCs w:val="28"/>
-        </w:rPr>
-        <w:t>中。</w:t>
+        <w:t>春天的無限生機與複雜情感濃縮在詞作中。</w:t>
       </w:r>
     </w:p>
     <w:p>
@@ -1974,7 +1481,6 @@
         </w:rPr>
         <w:t>(</w:t>
       </w:r>
-      <w:proofErr w:type="gramStart"/>
       <w:r>
         <w:rPr>
           <w:rFonts w:hint="eastAsia"/>
@@ -1982,18 +1488,8 @@
           <w:sz w:val="16"/>
           <w:szCs w:val="16"/>
         </w:rPr>
-        <w:t>ㄧ</w:t>
-      </w:r>
-      <w:r>
-        <w:rPr>
-          <w:rFonts w:hint="eastAsia"/>
-          <w:color w:val="FF0000"/>
-          <w:sz w:val="16"/>
-          <w:szCs w:val="16"/>
-        </w:rPr>
-        <w:t>ˋ</w:t>
-      </w:r>
-      <w:proofErr w:type="gramEnd"/>
+        <w:t>ㄧˋ</w:t>
+      </w:r>
       <w:r>
         <w:rPr>
           <w:rFonts w:hint="eastAsia"/>
@@ -2101,17 +1597,8 @@
           <w:rFonts w:hint="eastAsia"/>
           <w:szCs w:val="28"/>
         </w:rPr>
-        <w:t>積</w:t>
-      </w:r>
-      <w:proofErr w:type="gramStart"/>
-      <w:r>
-        <w:rPr>
-          <w:rFonts w:hint="eastAsia"/>
-          <w:szCs w:val="28"/>
-        </w:rPr>
-        <w:t>澱</w:t>
-      </w:r>
-      <w:proofErr w:type="gramEnd"/>
+        <w:t>積澱</w:t>
+      </w:r>
       <w:r>
         <w:rPr>
           <w:rFonts w:hint="eastAsia"/>
@@ -2256,23 +1743,7 @@
           <w:rFonts w:hint="eastAsia"/>
           <w:szCs w:val="28"/>
         </w:rPr>
-        <w:t>形容詩人在藝術構思上的獨特且巧妙的巧思。具體表現在他精</w:t>
-      </w:r>
-      <w:proofErr w:type="gramStart"/>
-      <w:r>
-        <w:rPr>
-          <w:rFonts w:hint="eastAsia"/>
-          <w:szCs w:val="28"/>
-        </w:rPr>
-        <w:t>準</w:t>
-      </w:r>
-      <w:proofErr w:type="gramEnd"/>
-      <w:r>
-        <w:rPr>
-          <w:rFonts w:hint="eastAsia"/>
-          <w:szCs w:val="28"/>
-        </w:rPr>
-        <w:t>挑選了「日出」與「春來」兩個時間點，並運用強烈的色彩對比來展現</w:t>
+        <w:t>形容詩人在藝術構思上的獨特且巧妙的巧思。具體表現在他精準挑選了「日出」與「春來」兩個時間點，並運用強烈的色彩對比來展現</w:t>
       </w:r>
       <w:r>
         <w:rPr>
@@ -2304,7 +1775,6 @@
           <w:szCs w:val="28"/>
         </w:rPr>
       </w:pPr>
-      <w:proofErr w:type="gramStart"/>
       <w:r>
         <w:rPr>
           <w:rFonts w:hint="eastAsia"/>
@@ -2312,7 +1782,6 @@
         </w:rPr>
         <w:t>靛</w:t>
       </w:r>
-      <w:proofErr w:type="gramEnd"/>
       <w:r>
         <w:rPr>
           <w:rFonts w:hint="eastAsia"/>
@@ -2320,7 +1789,6 @@
         </w:rPr>
         <w:t>(</w:t>
       </w:r>
-      <w:proofErr w:type="gramStart"/>
       <w:r>
         <w:rPr>
           <w:rFonts w:hint="eastAsia"/>
@@ -2330,7 +1798,6 @@
         </w:rPr>
         <w:t>ㄉㄧㄢˋ</w:t>
       </w:r>
-      <w:proofErr w:type="gramEnd"/>
       <w:r>
         <w:rPr>
           <w:rFonts w:hint="eastAsia"/>
@@ -2366,7 +1833,6 @@
         </w:rPr>
         <w:t>(</w:t>
       </w:r>
-      <w:proofErr w:type="gramStart"/>
       <w:r>
         <w:rPr>
           <w:rFonts w:hint="eastAsia"/>
@@ -2376,7 +1842,6 @@
         </w:rPr>
         <w:t>ㄙㄨㄟˋ</w:t>
       </w:r>
-      <w:proofErr w:type="gramEnd"/>
       <w:r>
         <w:rPr>
           <w:rFonts w:hint="eastAsia"/>
@@ -2406,7 +1871,6 @@
           <w:szCs w:val="28"/>
         </w:rPr>
       </w:pPr>
-      <w:proofErr w:type="gramStart"/>
       <w:r>
         <w:rPr>
           <w:rFonts w:hint="eastAsia"/>
@@ -2414,7 +1878,6 @@
         </w:rPr>
         <w:t>絢</w:t>
       </w:r>
-      <w:proofErr w:type="gramEnd"/>
       <w:r>
         <w:rPr>
           <w:rFonts w:hint="eastAsia"/>
@@ -2422,7 +1885,6 @@
         </w:rPr>
         <w:t>(</w:t>
       </w:r>
-      <w:proofErr w:type="gramStart"/>
       <w:r>
         <w:rPr>
           <w:rFonts w:hint="eastAsia"/>
@@ -2432,7 +1894,6 @@
         </w:rPr>
         <w:t>ㄒㄩㄢˋ</w:t>
       </w:r>
-      <w:proofErr w:type="gramEnd"/>
       <w:r>
         <w:rPr>
           <w:rFonts w:hint="eastAsia"/>
@@ -2474,39 +1935,7 @@
           <w:rFonts w:hint="eastAsia"/>
           <w:szCs w:val="28"/>
         </w:rPr>
-        <w:t>春天色彩極其耀眼、繁複且燦爛奪目的視覺美感，尤指「</w:t>
-      </w:r>
-      <w:proofErr w:type="gramStart"/>
-      <w:r>
-        <w:rPr>
-          <w:rFonts w:hint="eastAsia"/>
-          <w:szCs w:val="28"/>
-        </w:rPr>
-        <w:t>紅勝火</w:t>
-      </w:r>
-      <w:proofErr w:type="gramEnd"/>
-      <w:r>
-        <w:rPr>
-          <w:rFonts w:hint="eastAsia"/>
-          <w:szCs w:val="28"/>
-        </w:rPr>
-        <w:t>」與「</w:t>
-      </w:r>
-      <w:proofErr w:type="gramStart"/>
-      <w:r>
-        <w:rPr>
-          <w:rFonts w:hint="eastAsia"/>
-          <w:szCs w:val="28"/>
-        </w:rPr>
-        <w:t>綠如藍</w:t>
-      </w:r>
-      <w:proofErr w:type="gramEnd"/>
-      <w:r>
-        <w:rPr>
-          <w:rFonts w:hint="eastAsia"/>
-          <w:szCs w:val="28"/>
-        </w:rPr>
-        <w:t>」交織出的燦爛畫面。</w:t>
+        <w:t>春天色彩極其耀眼、繁複且燦爛奪目的視覺美感，尤指「紅勝火」與「綠如藍」交織出的燦爛畫面。</w:t>
       </w:r>
     </w:p>
     <w:p>
@@ -2524,53 +1953,33 @@
         </w:rPr>
       </w:pPr>
       <w:r>
-        <w:rPr>
-          <w:rFonts w:hint="eastAsia"/>
-          <w:szCs w:val="28"/>
-        </w:rPr>
-        <w:t>淋漓盡致</w:t>
-      </w:r>
-      <w:r>
-        <w:rPr>
-          <w:rFonts w:hint="eastAsia"/>
-          <w:szCs w:val="28"/>
-        </w:rPr>
-        <w:t>：</w:t>
-      </w:r>
-      <w:r>
-        <w:rPr>
-          <w:rFonts w:hint="eastAsia"/>
-          <w:szCs w:val="28"/>
-        </w:rPr>
-        <w:t>形容詩人將</w:t>
-      </w:r>
-      <w:r>
-        <w:rPr>
-          <w:rFonts w:hint="eastAsia"/>
-          <w:szCs w:val="28"/>
+        <w:t>淋漓</w:t>
+      </w:r>
+      <w:r>
+        <w:t>(</w:t>
+      </w:r>
+      <w:r>
+        <w:rPr>
+          <w:color w:val="EE0000"/>
+          <w:sz w:val="16"/>
+          <w:szCs w:val="16"/>
+        </w:rPr>
+        <w:t>ㄌㄧㄣˊ ㄌㄧˊ</w:t>
+      </w:r>
+      <w:r>
+        <w:t>)</w:t>
+      </w:r>
+      <w:r>
+        <w:t>盡致：形容詩人將</w:t>
+      </w:r>
+      <w:r>
+        <w:rPr>
           <w:u w:val="single"/>
         </w:rPr>
         <w:t>江南</w:t>
       </w:r>
       <w:r>
-        <w:rPr>
-          <w:rFonts w:hint="eastAsia"/>
-          <w:szCs w:val="28"/>
-        </w:rPr>
-        <w:t>春天的盎然生機與濃郁色彩，發揮、表達得極其飽滿</w:t>
-      </w:r>
-      <w:r>
-        <w:rPr>
-          <w:szCs w:val="28"/>
-        </w:rPr>
-        <w:br/>
-      </w:r>
-      <w:r>
-        <w:rPr>
-          <w:rFonts w:hint="eastAsia"/>
-          <w:szCs w:val="28"/>
-        </w:rPr>
-        <w:t>、徹底且毫無保留，讓讀者能完全感受其美景。</w:t>
+        <w:t>春天的盎然生機與濃郁色彩，發揮、表達得極其飽滿、徹底且毫無保留，讓讀者能完全感受其美景。</w:t>
       </w:r>
     </w:p>
     <w:p>
@@ -2601,7 +2010,6 @@
         </w:rPr>
         <w:t>(</w:t>
       </w:r>
-      <w:proofErr w:type="gramStart"/>
       <w:r>
         <w:rPr>
           <w:rFonts w:hint="eastAsia"/>
@@ -2609,18 +2017,8 @@
           <w:sz w:val="16"/>
           <w:szCs w:val="16"/>
         </w:rPr>
-        <w:t>ㄐㄧㄝ</w:t>
-      </w:r>
-      <w:r>
-        <w:rPr>
-          <w:rFonts w:hint="eastAsia"/>
-          <w:color w:val="FF0000"/>
-          <w:sz w:val="16"/>
-          <w:szCs w:val="16"/>
-        </w:rPr>
-        <w:t>ˊ</w:t>
-      </w:r>
-      <w:proofErr w:type="gramEnd"/>
+        <w:t>ㄐㄧㄝˊ</w:t>
+      </w:r>
       <w:r>
         <w:rPr>
           <w:rFonts w:hint="eastAsia"/>
@@ -2633,23 +2031,7 @@
           <w:rFonts w:hint="eastAsia"/>
           <w:szCs w:val="28"/>
         </w:rPr>
-        <w:t>即「反問」修辭法。這裡指詩人明知故問，用「能</w:t>
-      </w:r>
-      <w:proofErr w:type="gramStart"/>
-      <w:r>
-        <w:rPr>
-          <w:rFonts w:hint="eastAsia"/>
-          <w:szCs w:val="28"/>
-        </w:rPr>
-        <w:t>不</w:t>
-      </w:r>
-      <w:proofErr w:type="gramEnd"/>
-      <w:r>
-        <w:rPr>
-          <w:rFonts w:hint="eastAsia"/>
-          <w:szCs w:val="28"/>
-        </w:rPr>
-        <w:t>憶江南？」來加強語氣，藉以表達無可置疑、無可動搖的眷戀之情。</w:t>
+        <w:t>即「反問」修辭法。這裡指詩人明知故問，用「能不憶江南？」來加強語氣，藉以表達無可置疑、無可動搖的眷戀之情。</w:t>
       </w:r>
     </w:p>
     <w:p>
@@ -2680,7 +2062,6 @@
         </w:rPr>
         <w:t>(</w:t>
       </w:r>
-      <w:proofErr w:type="gramStart"/>
       <w:r>
         <w:rPr>
           <w:rFonts w:hint="eastAsia"/>
@@ -2688,18 +2069,8 @@
           <w:sz w:val="16"/>
           <w:szCs w:val="16"/>
         </w:rPr>
-        <w:t>ㄋㄧㄠ</w:t>
-      </w:r>
-      <w:r>
-        <w:rPr>
-          <w:rFonts w:hint="eastAsia"/>
-          <w:color w:val="FF0000"/>
-          <w:sz w:val="16"/>
-          <w:szCs w:val="16"/>
-        </w:rPr>
-        <w:t>ˇ</w:t>
-      </w:r>
-      <w:proofErr w:type="gramEnd"/>
+        <w:t>ㄋㄧㄠˇ</w:t>
+      </w:r>
       <w:r>
         <w:rPr>
           <w:rFonts w:hint="eastAsia"/>
@@ -2762,7 +2133,6 @@
         <w:ind w:leftChars="0" w:left="284" w:right="0" w:hanging="426"/>
         <w:jc w:val="both"/>
         <w:rPr>
-          <w:rFonts w:hint="eastAsia"/>
           <w:szCs w:val="28"/>
         </w:rPr>
       </w:pPr>
@@ -2815,7 +2185,7 @@
 </file>
 
 <file path=word/endnotes.xml><?xml version="1.0" encoding="utf-8"?>
-<w:endnotes xmlns:wpc="http://schemas.microsoft.com/office/word/2010/wordprocessingCanvas" xmlns:cx="http://schemas.microsoft.com/office/drawing/2014/chartex" xmlns:cx1="http://schemas.microsoft.com/office/drawing/2015/9/8/chartex" xmlns:cx2="http://schemas.microsoft.com/office/drawing/2015/10/21/chartex" xmlns:cx3="http://schemas.microsoft.com/office/drawing/2016/5/9/chartex" xmlns:cx4="http://schemas.microsoft.com/office/drawing/2016/5/10/chartex" xmlns:cx5="http://schemas.microsoft.com/office/drawing/2016/5/11/chartex" xmlns:cx6="http://schemas.microsoft.com/office/drawing/2016/5/12/chartex" xmlns:cx7="http://schemas.microsoft.com/office/drawing/2016/5/13/chartex" xmlns:cx8="http://schemas.microsoft.com/office/drawing/2016/5/14/chartex" xmlns:mc="http://schemas.openxmlformats.org/markup-compatibility/2006" xmlns:aink="http://schemas.microsoft.com/office/drawing/2016/ink" xmlns:am3d="http://schemas.microsoft.com/office/drawing/2017/model3d" xmlns:o="urn:schemas-microsoft-com:office:office" xmlns:r="http://schemas.openxmlformats.org/officeDocument/2006/relationships" xmlns:m="http://schemas.openxmlformats.org/officeDocument/2006/math" xmlns:v="urn:schemas-microsoft-com:vml" xmlns:wp14="http://schemas.microsoft.com/office/word/2010/wordprocessingDrawing" xmlns:wp="http://schemas.openxmlformats.org/drawingml/2006/wordprocessingDrawing" xmlns:w10="urn:schemas-microsoft-com:office:word" xmlns:w="http://schemas.openxmlformats.org/wordprocessingml/2006/main" xmlns:w14="http://schemas.microsoft.com/office/word/2010/wordml" xmlns:w15="http://schemas.microsoft.com/office/word/2012/wordml" xmlns:w16cex="http://schemas.microsoft.com/office/word/2018/wordml/cex" xmlns:w16cid="http://schemas.microsoft.com/office/word/2016/wordml/cid" xmlns:w16="http://schemas.microsoft.com/office/word/2018/wordml" xmlns:w16sdtdh="http://schemas.microsoft.com/office/word/2020/wordml/sdtdatahash" xmlns:w16se="http://schemas.microsoft.com/office/word/2015/wordml/symex" xmlns:wpg="http://schemas.microsoft.com/office/word/2010/wordprocessingGroup" xmlns:wpi="http://schemas.microsoft.com/office/word/2010/wordprocessingInk" xmlns:wne="http://schemas.microsoft.com/office/word/2006/wordml" xmlns:wps="http://schemas.microsoft.com/office/word/2010/wordprocessingShape" mc:Ignorable="w14 w15 w16se w16cid w16 w16cex w16sdtdh wp14">
+<w:endnotes xmlns:wpc="http://schemas.microsoft.com/office/word/2010/wordprocessingCanvas" xmlns:cx="http://schemas.microsoft.com/office/drawing/2014/chartex" xmlns:cx1="http://schemas.microsoft.com/office/drawing/2015/9/8/chartex" xmlns:cx2="http://schemas.microsoft.com/office/drawing/2015/10/21/chartex" xmlns:cx3="http://schemas.microsoft.com/office/drawing/2016/5/9/chartex" xmlns:cx4="http://schemas.microsoft.com/office/drawing/2016/5/10/chartex" xmlns:cx5="http://schemas.microsoft.com/office/drawing/2016/5/11/chartex" xmlns:cx6="http://schemas.microsoft.com/office/drawing/2016/5/12/chartex" xmlns:cx7="http://schemas.microsoft.com/office/drawing/2016/5/13/chartex" xmlns:cx8="http://schemas.microsoft.com/office/drawing/2016/5/14/chartex" xmlns:mc="http://schemas.openxmlformats.org/markup-compatibility/2006" xmlns:aink="http://schemas.microsoft.com/office/drawing/2016/ink" xmlns:am3d="http://schemas.microsoft.com/office/drawing/2017/model3d" xmlns:o="urn:schemas-microsoft-com:office:office" xmlns:oel="http://schemas.microsoft.com/office/2019/extlst" xmlns:r="http://schemas.openxmlformats.org/officeDocument/2006/relationships" xmlns:m="http://schemas.openxmlformats.org/officeDocument/2006/math" xmlns:v="urn:schemas-microsoft-com:vml" xmlns:wp14="http://schemas.microsoft.com/office/word/2010/wordprocessingDrawing" xmlns:wp="http://schemas.openxmlformats.org/drawingml/2006/wordprocessingDrawing" xmlns:w10="urn:schemas-microsoft-com:office:word" xmlns:w="http://schemas.openxmlformats.org/wordprocessingml/2006/main" xmlns:w14="http://schemas.microsoft.com/office/word/2010/wordml" xmlns:w15="http://schemas.microsoft.com/office/word/2012/wordml" xmlns:w16cex="http://schemas.microsoft.com/office/word/2018/wordml/cex" xmlns:w16cid="http://schemas.microsoft.com/office/word/2016/wordml/cid" xmlns:w16="http://schemas.microsoft.com/office/word/2018/wordml" xmlns:w16du="http://schemas.microsoft.com/office/word/2023/wordml/word16du" xmlns:w16sdtdh="http://schemas.microsoft.com/office/word/2020/wordml/sdtdatahash" xmlns:w16sdtfl="http://schemas.microsoft.com/office/word/2024/wordml/sdtformatlock" xmlns:w16se="http://schemas.microsoft.com/office/word/2015/wordml/symex" xmlns:wpg="http://schemas.microsoft.com/office/word/2010/wordprocessingGroup" xmlns:wpi="http://schemas.microsoft.com/office/word/2010/wordprocessingInk" xmlns:wne="http://schemas.microsoft.com/office/word/2006/wordml" xmlns:wps="http://schemas.microsoft.com/office/word/2010/wordprocessingShape" mc:Ignorable="w14 w15 w16se w16cid w16 w16cex w16sdtdh w16sdtfl w16du wp14">
   <w:endnote w:type="separator" w:id="-1">
     <w:p>
       <w:pPr>
@@ -2840,7 +2210,7 @@
 </file>
 
 <file path=word/footer1.xml><?xml version="1.0" encoding="utf-8"?>
-<w:ftr xmlns:wpc="http://schemas.microsoft.com/office/word/2010/wordprocessingCanvas" xmlns:cx="http://schemas.microsoft.com/office/drawing/2014/chartex" xmlns:cx1="http://schemas.microsoft.com/office/drawing/2015/9/8/chartex" xmlns:cx2="http://schemas.microsoft.com/office/drawing/2015/10/21/chartex" xmlns:cx3="http://schemas.microsoft.com/office/drawing/2016/5/9/chartex" xmlns:cx4="http://schemas.microsoft.com/office/drawing/2016/5/10/chartex" xmlns:cx5="http://schemas.microsoft.com/office/drawing/2016/5/11/chartex" xmlns:cx6="http://schemas.microsoft.com/office/drawing/2016/5/12/chartex" xmlns:cx7="http://schemas.microsoft.com/office/drawing/2016/5/13/chartex" xmlns:cx8="http://schemas.microsoft.com/office/drawing/2016/5/14/chartex" xmlns:mc="http://schemas.openxmlformats.org/markup-compatibility/2006" xmlns:aink="http://schemas.microsoft.com/office/drawing/2016/ink" xmlns:am3d="http://schemas.microsoft.com/office/drawing/2017/model3d" xmlns:o="urn:schemas-microsoft-com:office:office" xmlns:r="http://schemas.openxmlformats.org/officeDocument/2006/relationships" xmlns:m="http://schemas.openxmlformats.org/officeDocument/2006/math" xmlns:v="urn:schemas-microsoft-com:vml" xmlns:wp14="http://schemas.microsoft.com/office/word/2010/wordprocessingDrawing" xmlns:wp="http://schemas.openxmlformats.org/drawingml/2006/wordprocessingDrawing" xmlns:w10="urn:schemas-microsoft-com:office:word" xmlns:w="http://schemas.openxmlformats.org/wordprocessingml/2006/main" xmlns:w14="http://schemas.microsoft.com/office/word/2010/wordml" xmlns:w15="http://schemas.microsoft.com/office/word/2012/wordml" xmlns:w16cex="http://schemas.microsoft.com/office/word/2018/wordml/cex" xmlns:w16cid="http://schemas.microsoft.com/office/word/2016/wordml/cid" xmlns:w16="http://schemas.microsoft.com/office/word/2018/wordml" xmlns:w16sdtdh="http://schemas.microsoft.com/office/word/2020/wordml/sdtdatahash" xmlns:w16se="http://schemas.microsoft.com/office/word/2015/wordml/symex" xmlns:wpg="http://schemas.microsoft.com/office/word/2010/wordprocessingGroup" xmlns:wpi="http://schemas.microsoft.com/office/word/2010/wordprocessingInk" xmlns:wne="http://schemas.microsoft.com/office/word/2006/wordml" xmlns:wps="http://schemas.microsoft.com/office/word/2010/wordprocessingShape" mc:Ignorable="w14 w15 w16se w16cid w16 w16cex w16sdtdh wp14">
+<w:ftr xmlns:wpc="http://schemas.microsoft.com/office/word/2010/wordprocessingCanvas" xmlns:cx="http://schemas.microsoft.com/office/drawing/2014/chartex" xmlns:cx1="http://schemas.microsoft.com/office/drawing/2015/9/8/chartex" xmlns:cx2="http://schemas.microsoft.com/office/drawing/2015/10/21/chartex" xmlns:cx3="http://schemas.microsoft.com/office/drawing/2016/5/9/chartex" xmlns:cx4="http://schemas.microsoft.com/office/drawing/2016/5/10/chartex" xmlns:cx5="http://schemas.microsoft.com/office/drawing/2016/5/11/chartex" xmlns:cx6="http://schemas.microsoft.com/office/drawing/2016/5/12/chartex" xmlns:cx7="http://schemas.microsoft.com/office/drawing/2016/5/13/chartex" xmlns:cx8="http://schemas.microsoft.com/office/drawing/2016/5/14/chartex" xmlns:mc="http://schemas.openxmlformats.org/markup-compatibility/2006" xmlns:aink="http://schemas.microsoft.com/office/drawing/2016/ink" xmlns:am3d="http://schemas.microsoft.com/office/drawing/2017/model3d" xmlns:o="urn:schemas-microsoft-com:office:office" xmlns:oel="http://schemas.microsoft.com/office/2019/extlst" xmlns:r="http://schemas.openxmlformats.org/officeDocument/2006/relationships" xmlns:m="http://schemas.openxmlformats.org/officeDocument/2006/math" xmlns:v="urn:schemas-microsoft-com:vml" xmlns:wp14="http://schemas.microsoft.com/office/word/2010/wordprocessingDrawing" xmlns:wp="http://schemas.openxmlformats.org/drawingml/2006/wordprocessingDrawing" xmlns:w10="urn:schemas-microsoft-com:office:word" xmlns:w="http://schemas.openxmlformats.org/wordprocessingml/2006/main" xmlns:w14="http://schemas.microsoft.com/office/word/2010/wordml" xmlns:w15="http://schemas.microsoft.com/office/word/2012/wordml" xmlns:w16cex="http://schemas.microsoft.com/office/word/2018/wordml/cex" xmlns:w16cid="http://schemas.microsoft.com/office/word/2016/wordml/cid" xmlns:w16="http://schemas.microsoft.com/office/word/2018/wordml" xmlns:w16du="http://schemas.microsoft.com/office/word/2023/wordml/word16du" xmlns:w16sdtdh="http://schemas.microsoft.com/office/word/2020/wordml/sdtdatahash" xmlns:w16sdtfl="http://schemas.microsoft.com/office/word/2024/wordml/sdtformatlock" xmlns:w16se="http://schemas.microsoft.com/office/word/2015/wordml/symex" xmlns:wpg="http://schemas.microsoft.com/office/word/2010/wordprocessingGroup" xmlns:wpi="http://schemas.microsoft.com/office/word/2010/wordprocessingInk" xmlns:wne="http://schemas.microsoft.com/office/word/2006/wordml" xmlns:wps="http://schemas.microsoft.com/office/word/2010/wordprocessingShape" mc:Ignorable="w14 w15 w16se w16cid w16 w16cex w16sdtdh w16sdtfl w16du wp14">
   <w:sdt>
     <w:sdtPr>
       <w:id w:val="-287738583"/>
@@ -2849,7 +2219,6 @@
         <w:docPartUnique/>
       </w:docPartObj>
     </w:sdtPr>
-    <w:sdtEndPr/>
     <w:sdtContent>
       <w:p>
         <w:pPr>
@@ -2893,7 +2262,7 @@
 </file>
 
 <file path=word/footnotes.xml><?xml version="1.0" encoding="utf-8"?>
-<w:footnotes xmlns:wpc="http://schemas.microsoft.com/office/word/2010/wordprocessingCanvas" xmlns:cx="http://schemas.microsoft.com/office/drawing/2014/chartex" xmlns:cx1="http://schemas.microsoft.com/office/drawing/2015/9/8/chartex" xmlns:cx2="http://schemas.microsoft.com/office/drawing/2015/10/21/chartex" xmlns:cx3="http://schemas.microsoft.com/office/drawing/2016/5/9/chartex" xmlns:cx4="http://schemas.microsoft.com/office/drawing/2016/5/10/chartex" xmlns:cx5="http://schemas.microsoft.com/office/drawing/2016/5/11/chartex" xmlns:cx6="http://schemas.microsoft.com/office/drawing/2016/5/12/chartex" xmlns:cx7="http://schemas.microsoft.com/office/drawing/2016/5/13/chartex" xmlns:cx8="http://schemas.microsoft.com/office/drawing/2016/5/14/chartex" xmlns:mc="http://schemas.openxmlformats.org/markup-compatibility/2006" xmlns:aink="http://schemas.microsoft.com/office/drawing/2016/ink" xmlns:am3d="http://schemas.microsoft.com/office/drawing/2017/model3d" xmlns:o="urn:schemas-microsoft-com:office:office" xmlns:r="http://schemas.openxmlformats.org/officeDocument/2006/relationships" xmlns:m="http://schemas.openxmlformats.org/officeDocument/2006/math" xmlns:v="urn:schemas-microsoft-com:vml" xmlns:wp14="http://schemas.microsoft.com/office/word/2010/wordprocessingDrawing" xmlns:wp="http://schemas.openxmlformats.org/drawingml/2006/wordprocessingDrawing" xmlns:w10="urn:schemas-microsoft-com:office:word" xmlns:w="http://schemas.openxmlformats.org/wordprocessingml/2006/main" xmlns:w14="http://schemas.microsoft.com/office/word/2010/wordml" xmlns:w15="http://schemas.microsoft.com/office/word/2012/wordml" xmlns:w16cex="http://schemas.microsoft.com/office/word/2018/wordml/cex" xmlns:w16cid="http://schemas.microsoft.com/office/word/2016/wordml/cid" xmlns:w16="http://schemas.microsoft.com/office/word/2018/wordml" xmlns:w16sdtdh="http://schemas.microsoft.com/office/word/2020/wordml/sdtdatahash" xmlns:w16se="http://schemas.microsoft.com/office/word/2015/wordml/symex" xmlns:wpg="http://schemas.microsoft.com/office/word/2010/wordprocessingGroup" xmlns:wpi="http://schemas.microsoft.com/office/word/2010/wordprocessingInk" xmlns:wne="http://schemas.microsoft.com/office/word/2006/wordml" xmlns:wps="http://schemas.microsoft.com/office/word/2010/wordprocessingShape" mc:Ignorable="w14 w15 w16se w16cid w16 w16cex w16sdtdh wp14">
+<w:footnotes xmlns:wpc="http://schemas.microsoft.com/office/word/2010/wordprocessingCanvas" xmlns:cx="http://schemas.microsoft.com/office/drawing/2014/chartex" xmlns:cx1="http://schemas.microsoft.com/office/drawing/2015/9/8/chartex" xmlns:cx2="http://schemas.microsoft.com/office/drawing/2015/10/21/chartex" xmlns:cx3="http://schemas.microsoft.com/office/drawing/2016/5/9/chartex" xmlns:cx4="http://schemas.microsoft.com/office/drawing/2016/5/10/chartex" xmlns:cx5="http://schemas.microsoft.com/office/drawing/2016/5/11/chartex" xmlns:cx6="http://schemas.microsoft.com/office/drawing/2016/5/12/chartex" xmlns:cx7="http://schemas.microsoft.com/office/drawing/2016/5/13/chartex" xmlns:cx8="http://schemas.microsoft.com/office/drawing/2016/5/14/chartex" xmlns:mc="http://schemas.openxmlformats.org/markup-compatibility/2006" xmlns:aink="http://schemas.microsoft.com/office/drawing/2016/ink" xmlns:am3d="http://schemas.microsoft.com/office/drawing/2017/model3d" xmlns:o="urn:schemas-microsoft-com:office:office" xmlns:oel="http://schemas.microsoft.com/office/2019/extlst" xmlns:r="http://schemas.openxmlformats.org/officeDocument/2006/relationships" xmlns:m="http://schemas.openxmlformats.org/officeDocument/2006/math" xmlns:v="urn:schemas-microsoft-com:vml" xmlns:wp14="http://schemas.microsoft.com/office/word/2010/wordprocessingDrawing" xmlns:wp="http://schemas.openxmlformats.org/drawingml/2006/wordprocessingDrawing" xmlns:w10="urn:schemas-microsoft-com:office:word" xmlns:w="http://schemas.openxmlformats.org/wordprocessingml/2006/main" xmlns:w14="http://schemas.microsoft.com/office/word/2010/wordml" xmlns:w15="http://schemas.microsoft.com/office/word/2012/wordml" xmlns:w16cex="http://schemas.microsoft.com/office/word/2018/wordml/cex" xmlns:w16cid="http://schemas.microsoft.com/office/word/2016/wordml/cid" xmlns:w16="http://schemas.microsoft.com/office/word/2018/wordml" xmlns:w16du="http://schemas.microsoft.com/office/word/2023/wordml/word16du" xmlns:w16sdtdh="http://schemas.microsoft.com/office/word/2020/wordml/sdtdatahash" xmlns:w16sdtfl="http://schemas.microsoft.com/office/word/2024/wordml/sdtformatlock" xmlns:w16se="http://schemas.microsoft.com/office/word/2015/wordml/symex" xmlns:wpg="http://schemas.microsoft.com/office/word/2010/wordprocessingGroup" xmlns:wpi="http://schemas.microsoft.com/office/word/2010/wordprocessingInk" xmlns:wne="http://schemas.microsoft.com/office/word/2006/wordml" xmlns:wps="http://schemas.microsoft.com/office/word/2010/wordprocessingShape" mc:Ignorable="w14 w15 w16se w16cid w16 w16cex w16sdtdh w16sdtfl w16du wp14">
   <w:footnote w:type="separator" w:id="-1">
     <w:p>
       <w:pPr>
@@ -2918,7 +2287,7 @@
 </file>
 
 <file path=word/numbering.xml><?xml version="1.0" encoding="utf-8"?>
-<w:numbering xmlns:wpc="http://schemas.microsoft.com/office/word/2010/wordprocessingCanvas" xmlns:cx="http://schemas.microsoft.com/office/drawing/2014/chartex" xmlns:cx1="http://schemas.microsoft.com/office/drawing/2015/9/8/chartex" xmlns:cx2="http://schemas.microsoft.com/office/drawing/2015/10/21/chartex" xmlns:cx3="http://schemas.microsoft.com/office/drawing/2016/5/9/chartex" xmlns:cx4="http://schemas.microsoft.com/office/drawing/2016/5/10/chartex" xmlns:cx5="http://schemas.microsoft.com/office/drawing/2016/5/11/chartex" xmlns:cx6="http://schemas.microsoft.com/office/drawing/2016/5/12/chartex" xmlns:cx7="http://schemas.microsoft.com/office/drawing/2016/5/13/chartex" xmlns:cx8="http://schemas.microsoft.com/office/drawing/2016/5/14/chartex" xmlns:mc="http://schemas.openxmlformats.org/markup-compatibility/2006" xmlns:aink="http://schemas.microsoft.com/office/drawing/2016/ink" xmlns:am3d="http://schemas.microsoft.com/office/drawing/2017/model3d" xmlns:o="urn:schemas-microsoft-com:office:office" xmlns:r="http://schemas.openxmlformats.org/officeDocument/2006/relationships" xmlns:m="http://schemas.openxmlformats.org/officeDocument/2006/math" xmlns:v="urn:schemas-microsoft-com:vml" xmlns:wp14="http://schemas.microsoft.com/office/word/2010/wordprocessingDrawing" xmlns:wp="http://schemas.openxmlformats.org/drawingml/2006/wordprocessingDrawing" xmlns:w10="urn:schemas-microsoft-com:office:word" xmlns:w="http://schemas.openxmlformats.org/wordprocessingml/2006/main" xmlns:w14="http://schemas.microsoft.com/office/word/2010/wordml" xmlns:w15="http://schemas.microsoft.com/office/word/2012/wordml" xmlns:w16cex="http://schemas.microsoft.com/office/word/2018/wordml/cex" xmlns:w16cid="http://schemas.microsoft.com/office/word/2016/wordml/cid" xmlns:w16="http://schemas.microsoft.com/office/word/2018/wordml" xmlns:w16sdtdh="http://schemas.microsoft.com/office/word/2020/wordml/sdtdatahash" xmlns:w16se="http://schemas.microsoft.com/office/word/2015/wordml/symex" xmlns:wpg="http://schemas.microsoft.com/office/word/2010/wordprocessingGroup" xmlns:wpi="http://schemas.microsoft.com/office/word/2010/wordprocessingInk" xmlns:wne="http://schemas.microsoft.com/office/word/2006/wordml" xmlns:wps="http://schemas.microsoft.com/office/word/2010/wordprocessingShape" mc:Ignorable="w14 w15 w16se w16cid w16 w16cex w16sdtdh wp14">
+<w:numbering xmlns:wpc="http://schemas.microsoft.com/office/word/2010/wordprocessingCanvas" xmlns:cx="http://schemas.microsoft.com/office/drawing/2014/chartex" xmlns:cx1="http://schemas.microsoft.com/office/drawing/2015/9/8/chartex" xmlns:cx2="http://schemas.microsoft.com/office/drawing/2015/10/21/chartex" xmlns:cx3="http://schemas.microsoft.com/office/drawing/2016/5/9/chartex" xmlns:cx4="http://schemas.microsoft.com/office/drawing/2016/5/10/chartex" xmlns:cx5="http://schemas.microsoft.com/office/drawing/2016/5/11/chartex" xmlns:cx6="http://schemas.microsoft.com/office/drawing/2016/5/12/chartex" xmlns:cx7="http://schemas.microsoft.com/office/drawing/2016/5/13/chartex" xmlns:cx8="http://schemas.microsoft.com/office/drawing/2016/5/14/chartex" xmlns:mc="http://schemas.openxmlformats.org/markup-compatibility/2006" xmlns:aink="http://schemas.microsoft.com/office/drawing/2016/ink" xmlns:am3d="http://schemas.microsoft.com/office/drawing/2017/model3d" xmlns:o="urn:schemas-microsoft-com:office:office" xmlns:oel="http://schemas.microsoft.com/office/2019/extlst" xmlns:r="http://schemas.openxmlformats.org/officeDocument/2006/relationships" xmlns:m="http://schemas.openxmlformats.org/officeDocument/2006/math" xmlns:v="urn:schemas-microsoft-com:vml" xmlns:wp14="http://schemas.microsoft.com/office/word/2010/wordprocessingDrawing" xmlns:wp="http://schemas.openxmlformats.org/drawingml/2006/wordprocessingDrawing" xmlns:w10="urn:schemas-microsoft-com:office:word" xmlns:w="http://schemas.openxmlformats.org/wordprocessingml/2006/main" xmlns:w14="http://schemas.microsoft.com/office/word/2010/wordml" xmlns:w15="http://schemas.microsoft.com/office/word/2012/wordml" xmlns:w16cex="http://schemas.microsoft.com/office/word/2018/wordml/cex" xmlns:w16cid="http://schemas.microsoft.com/office/word/2016/wordml/cid" xmlns:w16="http://schemas.microsoft.com/office/word/2018/wordml" xmlns:w16du="http://schemas.microsoft.com/office/word/2023/wordml/word16du" xmlns:w16sdtdh="http://schemas.microsoft.com/office/word/2020/wordml/sdtdatahash" xmlns:w16sdtfl="http://schemas.microsoft.com/office/word/2024/wordml/sdtformatlock" xmlns:w16se="http://schemas.microsoft.com/office/word/2015/wordml/symex" xmlns:wpg="http://schemas.microsoft.com/office/word/2010/wordprocessingGroup" xmlns:wpi="http://schemas.microsoft.com/office/word/2010/wordprocessingInk" xmlns:wne="http://schemas.microsoft.com/office/word/2006/wordml" xmlns:wps="http://schemas.microsoft.com/office/word/2010/wordprocessingShape" mc:Ignorable="w14 w15 w16se w16cid w16 w16cex w16sdtdh w16sdtfl w16du wp14">
   <w:abstractNum w:abstractNumId="0" w15:restartNumberingAfterBreak="0">
     <w:nsid w:val="02383BF3"/>
     <w:multiLevelType w:val="hybridMultilevel"/>
@@ -5822,95 +5191,95 @@
       </w:pPr>
     </w:lvl>
   </w:abstractNum>
-  <w:num w:numId="1">
+  <w:num w:numId="1" w16cid:durableId="100151875">
     <w:abstractNumId w:val="20"/>
   </w:num>
-  <w:num w:numId="2">
+  <w:num w:numId="2" w16cid:durableId="685135911">
     <w:abstractNumId w:val="7"/>
   </w:num>
-  <w:num w:numId="3">
+  <w:num w:numId="3" w16cid:durableId="20712136">
     <w:abstractNumId w:val="1"/>
   </w:num>
-  <w:num w:numId="4">
+  <w:num w:numId="4" w16cid:durableId="2036037689">
     <w:abstractNumId w:val="12"/>
   </w:num>
-  <w:num w:numId="5">
+  <w:num w:numId="5" w16cid:durableId="830410395">
     <w:abstractNumId w:val="17"/>
   </w:num>
-  <w:num w:numId="6">
+  <w:num w:numId="6" w16cid:durableId="984941644">
     <w:abstractNumId w:val="25"/>
   </w:num>
-  <w:num w:numId="7">
+  <w:num w:numId="7" w16cid:durableId="1398941503">
     <w:abstractNumId w:val="2"/>
   </w:num>
-  <w:num w:numId="8">
+  <w:num w:numId="8" w16cid:durableId="21787654">
     <w:abstractNumId w:val="18"/>
   </w:num>
-  <w:num w:numId="9">
+  <w:num w:numId="9" w16cid:durableId="203177262">
     <w:abstractNumId w:val="19"/>
   </w:num>
-  <w:num w:numId="10">
+  <w:num w:numId="10" w16cid:durableId="584411933">
     <w:abstractNumId w:val="10"/>
   </w:num>
-  <w:num w:numId="11">
+  <w:num w:numId="11" w16cid:durableId="1201169019">
     <w:abstractNumId w:val="15"/>
   </w:num>
-  <w:num w:numId="12">
+  <w:num w:numId="12" w16cid:durableId="1008944198">
     <w:abstractNumId w:val="9"/>
   </w:num>
-  <w:num w:numId="13">
+  <w:num w:numId="13" w16cid:durableId="1815369953">
     <w:abstractNumId w:val="27"/>
   </w:num>
-  <w:num w:numId="14">
+  <w:num w:numId="14" w16cid:durableId="1409574092">
     <w:abstractNumId w:val="6"/>
   </w:num>
-  <w:num w:numId="15">
+  <w:num w:numId="15" w16cid:durableId="1669289124">
     <w:abstractNumId w:val="23"/>
   </w:num>
-  <w:num w:numId="16">
+  <w:num w:numId="16" w16cid:durableId="839808964">
     <w:abstractNumId w:val="11"/>
   </w:num>
-  <w:num w:numId="17">
+  <w:num w:numId="17" w16cid:durableId="365907177">
     <w:abstractNumId w:val="14"/>
   </w:num>
-  <w:num w:numId="18">
+  <w:num w:numId="18" w16cid:durableId="666398370">
     <w:abstractNumId w:val="13"/>
   </w:num>
-  <w:num w:numId="19">
+  <w:num w:numId="19" w16cid:durableId="1548446566">
     <w:abstractNumId w:val="4"/>
   </w:num>
-  <w:num w:numId="20">
+  <w:num w:numId="20" w16cid:durableId="365061062">
     <w:abstractNumId w:val="16"/>
   </w:num>
-  <w:num w:numId="21">
+  <w:num w:numId="21" w16cid:durableId="267545871">
     <w:abstractNumId w:val="26"/>
   </w:num>
-  <w:num w:numId="22">
+  <w:num w:numId="22" w16cid:durableId="1146893791">
     <w:abstractNumId w:val="22"/>
   </w:num>
-  <w:num w:numId="23">
+  <w:num w:numId="23" w16cid:durableId="882519746">
     <w:abstractNumId w:val="21"/>
   </w:num>
-  <w:num w:numId="24">
+  <w:num w:numId="24" w16cid:durableId="1471632085">
     <w:abstractNumId w:val="0"/>
   </w:num>
-  <w:num w:numId="25">
+  <w:num w:numId="25" w16cid:durableId="1053890477">
     <w:abstractNumId w:val="8"/>
   </w:num>
-  <w:num w:numId="26">
+  <w:num w:numId="26" w16cid:durableId="1198004957">
     <w:abstractNumId w:val="24"/>
   </w:num>
-  <w:num w:numId="27">
+  <w:num w:numId="27" w16cid:durableId="538510499">
     <w:abstractNumId w:val="5"/>
   </w:num>
-  <w:num w:numId="28">
+  <w:num w:numId="28" w16cid:durableId="2039504763">
     <w:abstractNumId w:val="3"/>
   </w:num>
 </w:numbering>
 </file>
 
 <file path=word/styles.xml><?xml version="1.0" encoding="utf-8"?>
-<w:styles xmlns:mc="http://schemas.openxmlformats.org/markup-compatibility/2006" xmlns:r="http://schemas.openxmlformats.org/officeDocument/2006/relationships" xmlns:w="http://schemas.openxmlformats.org/wordprocessingml/2006/main" xmlns:w14="http://schemas.microsoft.com/office/word/2010/wordml" xmlns:w15="http://schemas.microsoft.com/office/word/2012/wordml" xmlns:w16cex="http://schemas.microsoft.com/office/word/2018/wordml/cex" xmlns:w16cid="http://schemas.microsoft.com/office/word/2016/wordml/cid" xmlns:w16="http://schemas.microsoft.com/office/word/2018/wordml" xmlns:w16sdtdh="http://schemas.microsoft.com/office/word/2020/wordml/sdtdatahash" xmlns:w16se="http://schemas.microsoft.com/office/word/2015/wordml/symex" mc:Ignorable="w14 w15 w16se w16cid w16 w16cex w16sdtdh">
+<w:styles xmlns:mc="http://schemas.openxmlformats.org/markup-compatibility/2006" xmlns:r="http://schemas.openxmlformats.org/officeDocument/2006/relationships" xmlns:w="http://schemas.openxmlformats.org/wordprocessingml/2006/main" xmlns:w14="http://schemas.microsoft.com/office/word/2010/wordml" xmlns:w15="http://schemas.microsoft.com/office/word/2012/wordml" xmlns:w16cex="http://schemas.microsoft.com/office/word/2018/wordml/cex" xmlns:w16cid="http://schemas.microsoft.com/office/word/2016/wordml/cid" xmlns:w16="http://schemas.microsoft.com/office/word/2018/wordml" xmlns:w16du="http://schemas.microsoft.com/office/word/2023/wordml/word16du" xmlns:w16sdtdh="http://schemas.microsoft.com/office/word/2020/wordml/sdtdatahash" xmlns:w16sdtfl="http://schemas.microsoft.com/office/word/2024/wordml/sdtformatlock" xmlns:w16se="http://schemas.microsoft.com/office/word/2015/wordml/symex" mc:Ignorable="w14 w15 w16se w16cid w16 w16cex w16sdtdh w16sdtfl w16du">
   <w:docDefaults>
     <w:rPrDefault>
       <w:rPr>
